--- a/src/db/seed-data/docs/module15-prompt-cinematic.docx
+++ b/src/db/seed-data/docs/module15-prompt-cinematic.docx
@@ -183,7 +183,7 @@
           <w:color w:val="6B7280"/>
           <w:sz w:val="20"/>
         </w:rPr>
-        <w:t xml:space="preserve">Thay các phần [trong ngoặc vuông] bằng thông tin của bạn.</w:t>
+        <w:t xml:space="preserve">Thay các phần [trong ngoặc vuông] bằng thông tin của bạn. Khi dán vào công cụ AI nên dùng bản tiếng Anh (EN); bản dịch tiếng Việt giúp hiểu nội dung.</w:t>
       </w:r>
     </w:p>
     <w:p>
@@ -201,6 +201,19 @@
     </w:p>
     <w:p>
       <w:pPr>
+        <w:spacing w:before="0" w:after="40"/>
+      </w:pPr>
+      <w:r>
+        <w:rPr>
+          <w:b/>
+          <w:color w:val="6B7280"/>
+          <w:sz w:val="18"/>
+        </w:rPr>
+        <w:t xml:space="preserve">EN – Prompt gốc</w:t>
+      </w:r>
+    </w:p>
+    <w:p>
+      <w:pPr>
         <w:spacing w:before="0" w:after="0"/>
         <w:shd w:val="clear" w:color="auto" w:fill="F3F4F6"/>
         <w:ind w:left="200" w:right="200"/>
@@ -267,6 +280,84 @@
           <w:sz w:val="21"/>
         </w:rPr>
         <w:t xml:space="preserve">Audio: rising orchestral music with traditional Vietnamese drums, wind.</w:t>
+      </w:r>
+    </w:p>
+    <w:p>
+      <w:pPr>
+        <w:spacing w:before="120" w:after="40"/>
+      </w:pPr>
+      <w:r>
+        <w:rPr>
+          <w:b/>
+          <w:color w:val="047857"/>
+          <w:sz w:val="18"/>
+        </w:rPr>
+        <w:t xml:space="preserve">VI – Bản dịch tiếng Việt</w:t>
+      </w:r>
+    </w:p>
+    <w:p>
+      <w:pPr>
+        <w:spacing w:before="0" w:after="0"/>
+        <w:shd w:val="clear" w:color="auto" w:fill="ECFDF5"/>
+        <w:ind w:left="200" w:right="200"/>
+      </w:pPr>
+      <w:r>
+        <w:rPr>
+          <w:sz w:val="21"/>
+        </w:rPr>
+        <w:t xml:space="preserve">Toàn cảnh sử thi điện ảnh: một nữ chiến binh Việt Nam mặc [trang phục: áo giáp cổ màu đỏ và vàng], tóc buộc cao, đứng trên ngọn đồi cầm giáo, nhìn xuống [bối cảnh: thung lũng mênh mông mờ sương với tòa thành cổ] lúc bình minh. Áo choàng của cô tung bay trong gió.</w:t>
+      </w:r>
+    </w:p>
+    <w:p>
+      <w:pPr>
+        <w:spacing w:before="0" w:after="0"/>
+        <w:shd w:val="clear" w:color="auto" w:fill="ECFDF5"/>
+        <w:ind w:left="200" w:right="200"/>
+      </w:pPr>
+      <w:r>
+        <w:rPr>
+          <w:sz w:val="21"/>
+        </w:rPr>
+        <w:t xml:space="preserve">Máy quay: cần cẩu nâng lên chậm từ phía sau cô, hé lộ thung lũng.</w:t>
+      </w:r>
+    </w:p>
+    <w:p>
+      <w:pPr>
+        <w:spacing w:before="0" w:after="0"/>
+        <w:shd w:val="clear" w:color="auto" w:fill="ECFDF5"/>
+        <w:ind w:left="200" w:right="200"/>
+      </w:pPr>
+      <w:r>
+        <w:rPr>
+          <w:sz w:val="21"/>
+        </w:rPr>
+        <w:t xml:space="preserve">Ánh sáng: ánh sáng vàng ngược, các tia sáng xuyên qua sương.</w:t>
+      </w:r>
+    </w:p>
+    <w:p>
+      <w:pPr>
+        <w:spacing w:before="0" w:after="0"/>
+        <w:shd w:val="clear" w:color="auto" w:fill="ECFDF5"/>
+        <w:ind w:left="200" w:right="200"/>
+      </w:pPr>
+      <w:r>
+        <w:rPr>
+          <w:sz w:val="21"/>
+        </w:rPr>
+        <w:t xml:space="preserve">Phong cách: phim sử thi lịch sử, ống anamorphic, hạt phim 35mm, chỉnh màu ấm đậm.</w:t>
+      </w:r>
+    </w:p>
+    <w:p>
+      <w:pPr>
+        <w:spacing w:before="0" w:after="0"/>
+        <w:shd w:val="clear" w:color="auto" w:fill="ECFDF5"/>
+        <w:ind w:left="200" w:right="200"/>
+      </w:pPr>
+      <w:r>
+        <w:rPr>
+          <w:sz w:val="21"/>
+        </w:rPr>
+        <w:t xml:space="preserve">Âm thanh: nhạc giao hưởng dâng trào với trống truyền thống Việt Nam, tiếng gió.</w:t>
       </w:r>
     </w:p>
     <w:p>
@@ -284,6 +375,19 @@
     </w:p>
     <w:p>
       <w:pPr>
+        <w:spacing w:before="0" w:after="40"/>
+      </w:pPr>
+      <w:r>
+        <w:rPr>
+          <w:b/>
+          <w:color w:val="6B7280"/>
+          <w:sz w:val="18"/>
+        </w:rPr>
+        <w:t xml:space="preserve">EN – Prompt gốc</w:t>
+      </w:r>
+    </w:p>
+    <w:p>
+      <w:pPr>
         <w:spacing w:before="0" w:after="0"/>
         <w:shd w:val="clear" w:color="auto" w:fill="F3F4F6"/>
         <w:ind w:left="200" w:right="200"/>
@@ -350,6 +454,84 @@
           <w:sz w:val="21"/>
         </w:rPr>
         <w:t xml:space="preserve">Audio: rain, distant jazz saxophone.</w:t>
+      </w:r>
+    </w:p>
+    <w:p>
+      <w:pPr>
+        <w:spacing w:before="120" w:after="40"/>
+      </w:pPr>
+      <w:r>
+        <w:rPr>
+          <w:b/>
+          <w:color w:val="047857"/>
+          <w:sz w:val="18"/>
+        </w:rPr>
+        <w:t xml:space="preserve">VI – Bản dịch tiếng Việt</w:t>
+      </w:r>
+    </w:p>
+    <w:p>
+      <w:pPr>
+        <w:spacing w:before="0" w:after="0"/>
+        <w:shd w:val="clear" w:color="auto" w:fill="ECFDF5"/>
+        <w:ind w:left="200" w:right="200"/>
+      </w:pPr>
+      <w:r>
+        <w:rPr>
+          <w:sz w:val="21"/>
+        </w:rPr>
+        <w:t xml:space="preserve">Cảnh phim noir đen trắng: một thám tử mặc áo măng tô và đội mũ phớt đứng dưới ngọn đèn đường chập chờn trong [bối cảnh: con hẻm mưa những năm 1940], châm điếu thuốc, khói cuộn trong ánh đèn.</w:t>
+      </w:r>
+    </w:p>
+    <w:p>
+      <w:pPr>
+        <w:spacing w:before="0" w:after="0"/>
+        <w:shd w:val="clear" w:color="auto" w:fill="ECFDF5"/>
+        <w:ind w:left="200" w:right="200"/>
+      </w:pPr>
+      <w:r>
+        <w:rPr>
+          <w:sz w:val="21"/>
+        </w:rPr>
+        <w:t xml:space="preserve">Máy quay: góc thấp, đứng yên, sau đó tiến chậm vào khuôn mặt.</w:t>
+      </w:r>
+    </w:p>
+    <w:p>
+      <w:pPr>
+        <w:spacing w:before="0" w:after="0"/>
+        <w:shd w:val="clear" w:color="auto" w:fill="ECFDF5"/>
+        <w:ind w:left="200" w:right="200"/>
+      </w:pPr>
+      <w:r>
+        <w:rPr>
+          <w:sz w:val="21"/>
+        </w:rPr>
+        <w:t xml:space="preserve">Ánh sáng: một nguồn sáng cứng duy nhất, bóng đổ sâu, tương phản sáng tối mạnh, vệt mưa phát sáng.</w:t>
+      </w:r>
+    </w:p>
+    <w:p>
+      <w:pPr>
+        <w:spacing w:before="0" w:after="0"/>
+        <w:shd w:val="clear" w:color="auto" w:fill="ECFDF5"/>
+        <w:ind w:left="200" w:right="200"/>
+      </w:pPr>
+      <w:r>
+        <w:rPr>
+          <w:sz w:val="21"/>
+        </w:rPr>
+        <w:t xml:space="preserve">Phong cách: phim noir kinh điển thập niên 1940, hạt phim.</w:t>
+      </w:r>
+    </w:p>
+    <w:p>
+      <w:pPr>
+        <w:spacing w:before="0" w:after="0"/>
+        <w:shd w:val="clear" w:color="auto" w:fill="ECFDF5"/>
+        <w:ind w:left="200" w:right="200"/>
+      </w:pPr>
+      <w:r>
+        <w:rPr>
+          <w:sz w:val="21"/>
+        </w:rPr>
+        <w:t xml:space="preserve">Âm thanh: tiếng mưa, tiếng saxophone jazz xa xa.</w:t>
       </w:r>
     </w:p>
     <w:p>
@@ -367,6 +549,19 @@
     </w:p>
     <w:p>
       <w:pPr>
+        <w:spacing w:before="0" w:after="40"/>
+      </w:pPr>
+      <w:r>
+        <w:rPr>
+          <w:b/>
+          <w:color w:val="6B7280"/>
+          <w:sz w:val="18"/>
+        </w:rPr>
+        <w:t xml:space="preserve">EN – Prompt gốc</w:t>
+      </w:r>
+    </w:p>
+    <w:p>
+      <w:pPr>
         <w:spacing w:before="0" w:after="0"/>
         <w:shd w:val="clear" w:color="auto" w:fill="F3F4F6"/>
         <w:ind w:left="200" w:right="200"/>
@@ -433,6 +628,84 @@
           <w:sz w:val="21"/>
         </w:rPr>
         <w:t xml:space="preserve">Audio: deep ambient drone, wind, heavy breathing in the helmet.</w:t>
+      </w:r>
+    </w:p>
+    <w:p>
+      <w:pPr>
+        <w:spacing w:before="120" w:after="40"/>
+      </w:pPr>
+      <w:r>
+        <w:rPr>
+          <w:b/>
+          <w:color w:val="047857"/>
+          <w:sz w:val="18"/>
+        </w:rPr>
+        <w:t xml:space="preserve">VI – Bản dịch tiếng Việt</w:t>
+      </w:r>
+    </w:p>
+    <w:p>
+      <w:pPr>
+        <w:spacing w:before="0" w:after="0"/>
+        <w:shd w:val="clear" w:color="auto" w:fill="ECFDF5"/>
+        <w:ind w:left="200" w:right="200"/>
+      </w:pPr>
+      <w:r>
+        <w:rPr>
+          <w:sz w:val="21"/>
+        </w:rPr>
+        <w:t xml:space="preserve">Cảnh khoa học viễn tưởng điện ảnh: [nhân vật: một phi hành gia trong bộ đồ du hành trắng cũ kỹ] chậm rãi bước qua [bối cảnh: hành tinh sa mạc đỏ với hai mặt trăng khổng lồ trên bầu trời], để lại dấu chân trên bụi, một con tàu vũ trụ rơi đang bốc khói ở đằng xa.</w:t>
+      </w:r>
+    </w:p>
+    <w:p>
+      <w:pPr>
+        <w:spacing w:before="0" w:after="0"/>
+        <w:shd w:val="clear" w:color="auto" w:fill="ECFDF5"/>
+        <w:ind w:left="200" w:right="200"/>
+      </w:pPr>
+      <w:r>
+        <w:rPr>
+          <w:sz w:val="21"/>
+        </w:rPr>
+        <w:t xml:space="preserve">Máy quay: toàn cảnh bám theo, góc thấp.</w:t>
+      </w:r>
+    </w:p>
+    <w:p>
+      <w:pPr>
+        <w:spacing w:before="0" w:after="0"/>
+        <w:shd w:val="clear" w:color="auto" w:fill="ECFDF5"/>
+        <w:ind w:left="200" w:right="200"/>
+      </w:pPr>
+      <w:r>
+        <w:rPr>
+          <w:sz w:val="21"/>
+        </w:rPr>
+        <w:t xml:space="preserve">Ánh sáng: ánh mặt trời ngoài hành tinh gay gắt, hạt bụi trong không khí, bóng đổ xanh lạnh.</w:t>
+      </w:r>
+    </w:p>
+    <w:p>
+      <w:pPr>
+        <w:spacing w:before="0" w:after="0"/>
+        <w:shd w:val="clear" w:color="auto" w:fill="ECFDF5"/>
+        <w:ind w:left="200" w:right="200"/>
+      </w:pPr>
+      <w:r>
+        <w:rPr>
+          <w:sz w:val="21"/>
+        </w:rPr>
+        <w:t xml:space="preserve">Phong cách: lấy cảm hứng từ Dune, quy mô hoành tráng, anamorphic, chỉnh màu cam – xanh ngọc nhạt.</w:t>
+      </w:r>
+    </w:p>
+    <w:p>
+      <w:pPr>
+        <w:spacing w:before="0" w:after="0"/>
+        <w:shd w:val="clear" w:color="auto" w:fill="ECFDF5"/>
+        <w:ind w:left="200" w:right="200"/>
+      </w:pPr>
+      <w:r>
+        <w:rPr>
+          <w:sz w:val="21"/>
+        </w:rPr>
+        <w:t xml:space="preserve">Âm thanh: tiếng ù nền trầm, tiếng gió, tiếng thở nặng nề trong mũ.</w:t>
       </w:r>
     </w:p>
     <w:p>
@@ -450,6 +723,19 @@
     </w:p>
     <w:p>
       <w:pPr>
+        <w:spacing w:before="0" w:after="40"/>
+      </w:pPr>
+      <w:r>
+        <w:rPr>
+          <w:b/>
+          <w:color w:val="6B7280"/>
+          <w:sz w:val="18"/>
+        </w:rPr>
+        <w:t xml:space="preserve">EN – Prompt gốc</w:t>
+      </w:r>
+    </w:p>
+    <w:p>
+      <w:pPr>
         <w:spacing w:before="0" w:after="0"/>
         <w:shd w:val="clear" w:color="auto" w:fill="F3F4F6"/>
         <w:ind w:left="200" w:right="200"/>
@@ -516,6 +802,84 @@
           <w:sz w:val="21"/>
         </w:rPr>
         <w:t xml:space="preserve">Audio: soft rain and melancholic piano.</w:t>
+      </w:r>
+    </w:p>
+    <w:p>
+      <w:pPr>
+        <w:spacing w:before="120" w:after="40"/>
+      </w:pPr>
+      <w:r>
+        <w:rPr>
+          <w:b/>
+          <w:color w:val="047857"/>
+          <w:sz w:val="18"/>
+        </w:rPr>
+        <w:t xml:space="preserve">VI – Bản dịch tiếng Việt</w:t>
+      </w:r>
+    </w:p>
+    <w:p>
+      <w:pPr>
+        <w:spacing w:before="0" w:after="0"/>
+        <w:shd w:val="clear" w:color="auto" w:fill="ECFDF5"/>
+        <w:ind w:left="200" w:right="200"/>
+      </w:pPr>
+      <w:r>
+        <w:rPr>
+          <w:sz w:val="21"/>
+        </w:rPr>
+        <w:t xml:space="preserve">Cảnh lãng mạn đầy tâm trạng: một cặp đôi trẻ đứng sát nhau dưới chiếc ô đỏ trên [bối cảnh: con phố ngập ánh neon ở Hồng Kông / Sài Gòn] về đêm, mưa rơi, họ nhìn nhau không nói.</w:t>
+      </w:r>
+    </w:p>
+    <w:p>
+      <w:pPr>
+        <w:spacing w:before="0" w:after="0"/>
+        <w:shd w:val="clear" w:color="auto" w:fill="ECFDF5"/>
+        <w:ind w:left="200" w:right="200"/>
+      </w:pPr>
+      <w:r>
+        <w:rPr>
+          <w:sz w:val="21"/>
+        </w:rPr>
+        <w:t xml:space="preserve">Máy quay: quay chậm, hiệu ứng giật khung nhẹ, xóa phông.</w:t>
+      </w:r>
+    </w:p>
+    <w:p>
+      <w:pPr>
+        <w:spacing w:before="0" w:after="0"/>
+        <w:shd w:val="clear" w:color="auto" w:fill="ECFDF5"/>
+        <w:ind w:left="200" w:right="200"/>
+      </w:pPr>
+      <w:r>
+        <w:rPr>
+          <w:sz w:val="21"/>
+        </w:rPr>
+        <w:t xml:space="preserve">Ánh sáng: neon đỏ và xanh lá rực, phản chiếu trên mặt đường ướt.</w:t>
+      </w:r>
+    </w:p>
+    <w:p>
+      <w:pPr>
+        <w:spacing w:before="0" w:after="0"/>
+        <w:shd w:val="clear" w:color="auto" w:fill="ECFDF5"/>
+        <w:ind w:left="200" w:right="200"/>
+      </w:pPr>
+      <w:r>
+        <w:rPr>
+          <w:sz w:val="21"/>
+        </w:rPr>
+        <w:t xml:space="preserve">Phong cách: theo phong cách phim Vương Gia Vệ, hoài niệm, hạt phim, mơ màng.</w:t>
+      </w:r>
+    </w:p>
+    <w:p>
+      <w:pPr>
+        <w:spacing w:before="0" w:after="0"/>
+        <w:shd w:val="clear" w:color="auto" w:fill="ECFDF5"/>
+        <w:ind w:left="200" w:right="200"/>
+      </w:pPr>
+      <w:r>
+        <w:rPr>
+          <w:sz w:val="21"/>
+        </w:rPr>
+        <w:t xml:space="preserve">Âm thanh: tiếng mưa nhẹ và tiếng piano u buồn.</w:t>
       </w:r>
     </w:p>
     <w:p>
@@ -533,6 +897,19 @@
     </w:p>
     <w:p>
       <w:pPr>
+        <w:spacing w:before="0" w:after="40"/>
+      </w:pPr>
+      <w:r>
+        <w:rPr>
+          <w:b/>
+          <w:color w:val="6B7280"/>
+          <w:sz w:val="18"/>
+        </w:rPr>
+        <w:t xml:space="preserve">EN – Prompt gốc</w:t>
+      </w:r>
+    </w:p>
+    <w:p>
+      <w:pPr>
         <w:spacing w:before="0" w:after="0"/>
         <w:shd w:val="clear" w:color="auto" w:fill="F3F4F6"/>
         <w:ind w:left="200" w:right="200"/>
@@ -599,6 +976,84 @@
           <w:sz w:val="21"/>
         </w:rPr>
         <w:t xml:space="preserve">Audio: roaring engine, screeching tires, pulsing action score.</w:t>
+      </w:r>
+    </w:p>
+    <w:p>
+      <w:pPr>
+        <w:spacing w:before="120" w:after="40"/>
+      </w:pPr>
+      <w:r>
+        <w:rPr>
+          <w:b/>
+          <w:color w:val="047857"/>
+          <w:sz w:val="18"/>
+        </w:rPr>
+        <w:t xml:space="preserve">VI – Bản dịch tiếng Việt</w:t>
+      </w:r>
+    </w:p>
+    <w:p>
+      <w:pPr>
+        <w:spacing w:before="0" w:after="0"/>
+        <w:shd w:val="clear" w:color="auto" w:fill="ECFDF5"/>
+        <w:ind w:left="200" w:right="200"/>
+      </w:pPr>
+      <w:r>
+        <w:rPr>
+          <w:sz w:val="21"/>
+        </w:rPr>
+        <w:t xml:space="preserve">Cảnh hành động tốc độ cao: [nhân vật: một tay lái mô tô mặc áo khoác da đen] phóng nhanh qua [bối cảnh: những con phố hẹp của phố cổ Hà Nội] về đêm, lạng lách giữa các xe hơi, tia lửa bắn ra khi xe nghiêng vào khúc cua gắt.</w:t>
+      </w:r>
+    </w:p>
+    <w:p>
+      <w:pPr>
+        <w:spacing w:before="0" w:after="0"/>
+        <w:shd w:val="clear" w:color="auto" w:fill="ECFDF5"/>
+        <w:ind w:left="200" w:right="200"/>
+      </w:pPr>
+      <w:r>
+        <w:rPr>
+          <w:sz w:val="21"/>
+        </w:rPr>
+        <w:t xml:space="preserve">Máy quay: bám theo sát thấp bên cạnh xe, nhanh, nhòe chuyển động mạnh.</w:t>
+      </w:r>
+    </w:p>
+    <w:p>
+      <w:pPr>
+        <w:spacing w:before="0" w:after="0"/>
+        <w:shd w:val="clear" w:color="auto" w:fill="ECFDF5"/>
+        <w:ind w:left="200" w:right="200"/>
+      </w:pPr>
+      <w:r>
+        <w:rPr>
+          <w:sz w:val="21"/>
+        </w:rPr>
+        <w:t xml:space="preserve">Ánh sáng: đèn đường và neon vụt qua, tương phản cao.</w:t>
+      </w:r>
+    </w:p>
+    <w:p>
+      <w:pPr>
+        <w:spacing w:before="0" w:after="0"/>
+        <w:shd w:val="clear" w:color="auto" w:fill="ECFDF5"/>
+        <w:ind w:left="200" w:right="200"/>
+      </w:pPr>
+      <w:r>
+        <w:rPr>
+          <w:sz w:val="21"/>
+        </w:rPr>
+        <w:t xml:space="preserve">Phong cách: phim hành động Hollywood, dữ dội, 24fps, lóe sáng anamorphic.</w:t>
+      </w:r>
+    </w:p>
+    <w:p>
+      <w:pPr>
+        <w:spacing w:before="0" w:after="0"/>
+        <w:shd w:val="clear" w:color="auto" w:fill="ECFDF5"/>
+        <w:ind w:left="200" w:right="200"/>
+      </w:pPr>
+      <w:r>
+        <w:rPr>
+          <w:sz w:val="21"/>
+        </w:rPr>
+        <w:t xml:space="preserve">Âm thanh: tiếng động cơ gầm rú, tiếng lốp rít, nhạc hành động dồn dập.</w:t>
       </w:r>
     </w:p>
     <w:p>
@@ -616,6 +1071,19 @@
     </w:p>
     <w:p>
       <w:pPr>
+        <w:spacing w:before="0" w:after="40"/>
+      </w:pPr>
+      <w:r>
+        <w:rPr>
+          <w:b/>
+          <w:color w:val="6B7280"/>
+          <w:sz w:val="18"/>
+        </w:rPr>
+        <w:t xml:space="preserve">EN – Prompt gốc</w:t>
+      </w:r>
+    </w:p>
+    <w:p>
+      <w:pPr>
         <w:spacing w:before="0" w:after="0"/>
         <w:shd w:val="clear" w:color="auto" w:fill="F3F4F6"/>
         <w:ind w:left="200" w:right="200"/>
@@ -682,6 +1150,84 @@
           <w:sz w:val="21"/>
         </w:rPr>
         <w:t xml:space="preserve">Audio: creaking door, low ominous drone, distant whisper.</w:t>
+      </w:r>
+    </w:p>
+    <w:p>
+      <w:pPr>
+        <w:spacing w:before="120" w:after="40"/>
+      </w:pPr>
+      <w:r>
+        <w:rPr>
+          <w:b/>
+          <w:color w:val="047857"/>
+          <w:sz w:val="18"/>
+        </w:rPr>
+        <w:t xml:space="preserve">VI – Bản dịch tiếng Việt</w:t>
+      </w:r>
+    </w:p>
+    <w:p>
+      <w:pPr>
+        <w:spacing w:before="0" w:after="0"/>
+        <w:shd w:val="clear" w:color="auto" w:fill="ECFDF5"/>
+        <w:ind w:left="200" w:right="200"/>
+      </w:pPr>
+      <w:r>
+        <w:rPr>
+          <w:sz w:val="21"/>
+        </w:rPr>
+        <w:t xml:space="preserve">Cảnh kinh dị: một hành lang hẹp tối tăm trong [bối cảnh: một biệt thự Pháp cổ bỏ hoang ở Đà Lạt], giấy dán tường bong tróc, cánh cửa cuối hành lang từ từ tự kẽo kẹt mở ra, chỉ để lộ bóng tối.</w:t>
+      </w:r>
+    </w:p>
+    <w:p>
+      <w:pPr>
+        <w:spacing w:before="0" w:after="0"/>
+        <w:shd w:val="clear" w:color="auto" w:fill="ECFDF5"/>
+        <w:ind w:left="200" w:right="200"/>
+      </w:pPr>
+      <w:r>
+        <w:rPr>
+          <w:sz w:val="21"/>
+        </w:rPr>
+        <w:t xml:space="preserve">Máy quay: dolly tiến chậm và đều ngang tầm mắt.</w:t>
+      </w:r>
+    </w:p>
+    <w:p>
+      <w:pPr>
+        <w:spacing w:before="0" w:after="0"/>
+        <w:shd w:val="clear" w:color="auto" w:fill="ECFDF5"/>
+        <w:ind w:left="200" w:right="200"/>
+      </w:pPr>
+      <w:r>
+        <w:rPr>
+          <w:sz w:val="21"/>
+        </w:rPr>
+        <w:t xml:space="preserve">Ánh sáng: ánh trăng lạnh rất mờ qua ô cửa sổ vỡ, bóng tối sâu, bóng đèn chập chờn.</w:t>
+      </w:r>
+    </w:p>
+    <w:p>
+      <w:pPr>
+        <w:spacing w:before="0" w:after="0"/>
+        <w:shd w:val="clear" w:color="auto" w:fill="ECFDF5"/>
+        <w:ind w:left="200" w:right="200"/>
+      </w:pPr>
+      <w:r>
+        <w:rPr>
+          <w:sz w:val="21"/>
+        </w:rPr>
+        <w:t xml:space="preserve">Phong cách: kinh dị tâm lý đầy không khí, tông lạnh nhạt màu, hạt phim.</w:t>
+      </w:r>
+    </w:p>
+    <w:p>
+      <w:pPr>
+        <w:spacing w:before="0" w:after="0"/>
+        <w:shd w:val="clear" w:color="auto" w:fill="ECFDF5"/>
+        <w:ind w:left="200" w:right="200"/>
+      </w:pPr>
+      <w:r>
+        <w:rPr>
+          <w:sz w:val="21"/>
+        </w:rPr>
+        <w:t xml:space="preserve">Âm thanh: tiếng cửa kẽo kẹt, tiếng ù trầm đáng sợ, tiếng thì thầm xa xa.</w:t>
       </w:r>
     </w:p>
     <w:p>
@@ -699,6 +1245,19 @@
     </w:p>
     <w:p>
       <w:pPr>
+        <w:spacing w:before="0" w:after="40"/>
+      </w:pPr>
+      <w:r>
+        <w:rPr>
+          <w:b/>
+          <w:color w:val="6B7280"/>
+          <w:sz w:val="18"/>
+        </w:rPr>
+        <w:t xml:space="preserve">EN – Prompt gốc</w:t>
+      </w:r>
+    </w:p>
+    <w:p>
+      <w:pPr>
         <w:spacing w:before="0" w:after="0"/>
         <w:shd w:val="clear" w:color="auto" w:fill="F3F4F6"/>
         <w:ind w:left="200" w:right="200"/>
@@ -765,6 +1324,84 @@
           <w:sz w:val="21"/>
         </w:rPr>
         <w:t xml:space="preserve">Audio: waves, distant voices, soft piano theme starts.</w:t>
+      </w:r>
+    </w:p>
+    <w:p>
+      <w:pPr>
+        <w:spacing w:before="120" w:after="40"/>
+      </w:pPr>
+      <w:r>
+        <w:rPr>
+          <w:b/>
+          <w:color w:val="047857"/>
+          <w:sz w:val="18"/>
+        </w:rPr>
+        <w:t xml:space="preserve">VI – Bản dịch tiếng Việt</w:t>
+      </w:r>
+    </w:p>
+    <w:p>
+      <w:pPr>
+        <w:spacing w:before="0" w:after="0"/>
+        <w:shd w:val="clear" w:color="auto" w:fill="ECFDF5"/>
+        <w:ind w:left="200" w:right="200"/>
+      </w:pPr>
+      <w:r>
+        <w:rPr>
+          <w:sz w:val="21"/>
+        </w:rPr>
+        <w:t xml:space="preserve">Cảnh mở đầu một phim ngắn: drone từ từ hạ thấp trên [bối cảnh: một làng chài ven biển miền Trung Việt Nam] lúc chạng vạng xanh, đèn trong các ngôi nhà lần lượt bật sáng, những con thuyền trở về bờ.</w:t>
+      </w:r>
+    </w:p>
+    <w:p>
+      <w:pPr>
+        <w:spacing w:before="0" w:after="0"/>
+        <w:shd w:val="clear" w:color="auto" w:fill="ECFDF5"/>
+        <w:ind w:left="200" w:right="200"/>
+      </w:pPr>
+      <w:r>
+        <w:rPr>
+          <w:sz w:val="21"/>
+        </w:rPr>
+        <w:t xml:space="preserve">Máy quay: drone hạ chậm, mượt mà.</w:t>
+      </w:r>
+    </w:p>
+    <w:p>
+      <w:pPr>
+        <w:spacing w:before="0" w:after="0"/>
+        <w:shd w:val="clear" w:color="auto" w:fill="ECFDF5"/>
+        <w:ind w:left="200" w:right="200"/>
+      </w:pPr>
+      <w:r>
+        <w:rPr>
+          <w:sz w:val="21"/>
+        </w:rPr>
+        <w:t xml:space="preserve">Ánh sáng: hoàng hôn xanh thẫm với ánh đèn cửa sổ ấm áp.</w:t>
+      </w:r>
+    </w:p>
+    <w:p>
+      <w:pPr>
+        <w:spacing w:before="0" w:after="0"/>
+        <w:shd w:val="clear" w:color="auto" w:fill="ECFDF5"/>
+        <w:ind w:left="200" w:right="200"/>
+      </w:pPr>
+      <w:r>
+        <w:rPr>
+          <w:sz w:val="21"/>
+        </w:rPr>
+        <w:t xml:space="preserve">Phong cách: điện ảnh, anamorphic, yên bình, hạt phim, cảm giác khung hình 2.39:1.</w:t>
+      </w:r>
+    </w:p>
+    <w:p>
+      <w:pPr>
+        <w:spacing w:before="0" w:after="0"/>
+        <w:shd w:val="clear" w:color="auto" w:fill="ECFDF5"/>
+        <w:ind w:left="200" w:right="200"/>
+      </w:pPr>
+      <w:r>
+        <w:rPr>
+          <w:sz w:val="21"/>
+        </w:rPr>
+        <w:t xml:space="preserve">Âm thanh: tiếng sóng, tiếng người nói xa xa, giai điệu piano nhẹ bắt đầu.</w:t>
       </w:r>
     </w:p>
     <w:p>
@@ -782,6 +1419,19 @@
     </w:p>
     <w:p>
       <w:pPr>
+        <w:spacing w:before="0" w:after="40"/>
+      </w:pPr>
+      <w:r>
+        <w:rPr>
+          <w:b/>
+          <w:color w:val="6B7280"/>
+          <w:sz w:val="18"/>
+        </w:rPr>
+        <w:t xml:space="preserve">EN – Prompt gốc</w:t>
+      </w:r>
+    </w:p>
+    <w:p>
+      <w:pPr>
         <w:spacing w:before="0" w:after="0"/>
         <w:shd w:val="clear" w:color="auto" w:fill="F3F4F6"/>
         <w:ind w:left="200" w:right="200"/>
@@ -862,6 +1512,97 @@
           <w:sz w:val="21"/>
         </w:rPr>
         <w:t xml:space="preserve">Audio: [âm thanh nền + nhạc].</w:t>
+      </w:r>
+    </w:p>
+    <w:p>
+      <w:pPr>
+        <w:spacing w:before="120" w:after="40"/>
+      </w:pPr>
+      <w:r>
+        <w:rPr>
+          <w:b/>
+          <w:color w:val="047857"/>
+          <w:sz w:val="18"/>
+        </w:rPr>
+        <w:t xml:space="preserve">VI – Bản dịch tiếng Việt</w:t>
+      </w:r>
+    </w:p>
+    <w:p>
+      <w:pPr>
+        <w:spacing w:before="0" w:after="0"/>
+        <w:shd w:val="clear" w:color="auto" w:fill="ECFDF5"/>
+        <w:ind w:left="200" w:right="200"/>
+      </w:pPr>
+      <w:r>
+        <w:rPr>
+          <w:sz w:val="21"/>
+        </w:rPr>
+        <w:t xml:space="preserve">[Cỡ cảnh] điện ảnh của [chủ thể + trang phục + cảm xúc] [hành động] trong [bối cảnh + thời gian].</w:t>
+      </w:r>
+    </w:p>
+    <w:p>
+      <w:pPr>
+        <w:spacing w:before="0" w:after="0"/>
+        <w:shd w:val="clear" w:color="auto" w:fill="ECFDF5"/>
+        <w:ind w:left="200" w:right="200"/>
+      </w:pPr>
+      <w:r>
+        <w:rPr>
+          <w:sz w:val="21"/>
+        </w:rPr>
+        <w:t xml:space="preserve">Máy quay: [chuyển động: dolly in chậm / bám theo / cần cẩu], [ống kính: anamorphic 35mm / 85mm], xóa phông.</w:t>
+      </w:r>
+    </w:p>
+    <w:p>
+      <w:pPr>
+        <w:spacing w:before="0" w:after="0"/>
+        <w:shd w:val="clear" w:color="auto" w:fill="ECFDF5"/>
+        <w:ind w:left="200" w:right="200"/>
+      </w:pPr>
+      <w:r>
+        <w:rPr>
+          <w:sz w:val="21"/>
+        </w:rPr>
+        <w:t xml:space="preserve">Ánh sáng: [ánh sáng có chủ đích: ngược sáng giờ vàng / tông tối / neon].</w:t>
+      </w:r>
+    </w:p>
+    <w:p>
+      <w:pPr>
+        <w:spacing w:before="0" w:after="0"/>
+        <w:shd w:val="clear" w:color="auto" w:fill="ECFDF5"/>
+        <w:ind w:left="200" w:right="200"/>
+      </w:pPr>
+      <w:r>
+        <w:rPr>
+          <w:sz w:val="21"/>
+        </w:rPr>
+        <w:t xml:space="preserve">Chỉnh màu: [cam – xanh ngọc / cổ điển ấm / lạnh nhạt màu].</w:t>
+      </w:r>
+    </w:p>
+    <w:p>
+      <w:pPr>
+        <w:spacing w:before="0" w:after="0"/>
+        <w:shd w:val="clear" w:color="auto" w:fill="ECFDF5"/>
+        <w:ind w:left="200" w:right="200"/>
+      </w:pPr>
+      <w:r>
+        <w:rPr>
+          <w:sz w:val="21"/>
+        </w:rPr>
+        <w:t xml:space="preserve">Phong cách: [thể loại / tham chiếu phim], hạt phim, 24fps.</w:t>
+      </w:r>
+    </w:p>
+    <w:p>
+      <w:pPr>
+        <w:spacing w:before="0" w:after="0"/>
+        <w:shd w:val="clear" w:color="auto" w:fill="ECFDF5"/>
+        <w:ind w:left="200" w:right="200"/>
+      </w:pPr>
+      <w:r>
+        <w:rPr>
+          <w:sz w:val="21"/>
+        </w:rPr>
+        <w:t xml:space="preserve">Âm thanh: [âm thanh nền + nhạc].</w:t>
       </w:r>
     </w:p>
     <w:sectPr>
